--- a/static/media/3.qd_ktra_hoan_gtgt.docx
+++ b/static/media/3.qd_ktra_hoan_gtgt.docx
@@ -1,6 +1,6 @@
 
 <file path=word/document.xml><?xml version="1.0" encoding="utf-8"?>
-<w:document xmlns:wpc="http://schemas.microsoft.com/office/word/2010/wordprocessingCanvas" xmlns:cx="http://schemas.microsoft.com/office/drawing/2014/chartex" xmlns:cx1="http://schemas.microsoft.com/office/drawing/2015/9/8/chartex" xmlns:cx2="http://schemas.microsoft.com/office/drawing/2015/10/21/chartex" xmlns:cx3="http://schemas.microsoft.com/office/drawing/2016/5/9/chartex" xmlns:cx4="http://schemas.microsoft.com/office/drawing/2016/5/10/chartex" xmlns:cx5="http://schemas.microsoft.com/office/drawing/2016/5/11/chartex" xmlns:cx6="http://schemas.microsoft.com/office/drawing/2016/5/12/chartex" xmlns:cx7="http://schemas.microsoft.com/office/drawing/2016/5/13/chartex" xmlns:cx8="http://schemas.microsoft.com/office/drawing/2016/5/14/chartex" xmlns:mc="http://schemas.openxmlformats.org/markup-compatibility/2006" xmlns:aink="http://schemas.microsoft.com/office/drawing/2016/ink" xmlns:am3d="http://schemas.microsoft.com/office/drawing/2017/model3d" xmlns:o="urn:schemas-microsoft-com:office:office" xmlns:r="http://schemas.openxmlformats.org/officeDocument/2006/relationships" xmlns:m="http://schemas.openxmlformats.org/officeDocument/2006/math" xmlns:v="urn:schemas-microsoft-com:vml" xmlns:wp14="http://schemas.microsoft.com/office/word/2010/wordprocessingDrawing" xmlns:wp="http://schemas.openxmlformats.org/drawingml/2006/wordprocessingDrawing" xmlns:w10="urn:schemas-microsoft-com:office:word" xmlns:w="http://schemas.openxmlformats.org/wordprocessingml/2006/main" xmlns:w14="http://schemas.microsoft.com/office/word/2010/wordml" xmlns:w15="http://schemas.microsoft.com/office/word/2012/wordml" xmlns:w16cex="http://schemas.microsoft.com/office/word/2018/wordml/cex" xmlns:w16cid="http://schemas.microsoft.com/office/word/2016/wordml/cid" xmlns:w16="http://schemas.microsoft.com/office/word/2018/wordml" xmlns:w16sdtdh="http://schemas.microsoft.com/office/word/2020/wordml/sdtdatahash" xmlns:w16se="http://schemas.microsoft.com/office/word/2015/wordml/symex" xmlns:wpg="http://schemas.microsoft.com/office/word/2010/wordprocessingGroup" xmlns:wpi="http://schemas.microsoft.com/office/word/2010/wordprocessingInk" xmlns:wne="http://schemas.microsoft.com/office/word/2006/wordml" xmlns:wps="http://schemas.microsoft.com/office/word/2010/wordprocessingShape" mc:Ignorable="w14 w15 w16se w16cid w16 w16cex w16sdtdh wp14">
+<w:document xmlns:wpc="http://schemas.microsoft.com/office/word/2010/wordprocessingCanvas" xmlns:cx="http://schemas.microsoft.com/office/drawing/2014/chartex" xmlns:cx1="http://schemas.microsoft.com/office/drawing/2015/9/8/chartex" xmlns:cx2="http://schemas.microsoft.com/office/drawing/2015/10/21/chartex" xmlns:cx3="http://schemas.microsoft.com/office/drawing/2016/5/9/chartex" xmlns:cx4="http://schemas.microsoft.com/office/drawing/2016/5/10/chartex" xmlns:cx5="http://schemas.microsoft.com/office/drawing/2016/5/11/chartex" xmlns:cx6="http://schemas.microsoft.com/office/drawing/2016/5/12/chartex" xmlns:cx7="http://schemas.microsoft.com/office/drawing/2016/5/13/chartex" xmlns:cx8="http://schemas.microsoft.com/office/drawing/2016/5/14/chartex" xmlns:mc="http://schemas.openxmlformats.org/markup-compatibility/2006" xmlns:aink="http://schemas.microsoft.com/office/drawing/2016/ink" xmlns:am3d="http://schemas.microsoft.com/office/drawing/2017/model3d" xmlns:o="urn:schemas-microsoft-com:office:office" xmlns:oel="http://schemas.microsoft.com/office/2019/extlst" xmlns:r="http://schemas.openxmlformats.org/officeDocument/2006/relationships" xmlns:m="http://schemas.openxmlformats.org/officeDocument/2006/math" xmlns:v="urn:schemas-microsoft-com:vml" xmlns:wp14="http://schemas.microsoft.com/office/word/2010/wordprocessingDrawing" xmlns:wp="http://schemas.openxmlformats.org/drawingml/2006/wordprocessingDrawing" xmlns:w10="urn:schemas-microsoft-com:office:word" xmlns:w="http://schemas.openxmlformats.org/wordprocessingml/2006/main" xmlns:w14="http://schemas.microsoft.com/office/word/2010/wordml" xmlns:w15="http://schemas.microsoft.com/office/word/2012/wordml" xmlns:w16cex="http://schemas.microsoft.com/office/word/2018/wordml/cex" xmlns:w16cid="http://schemas.microsoft.com/office/word/2016/wordml/cid" xmlns:w16="http://schemas.microsoft.com/office/word/2018/wordml" xmlns:w16du="http://schemas.microsoft.com/office/word/2023/wordml/word16du" xmlns:w16sdtdh="http://schemas.microsoft.com/office/word/2020/wordml/sdtdatahash" xmlns:w16sdtfl="http://schemas.microsoft.com/office/word/2024/wordml/sdtformatlock" xmlns:w16se="http://schemas.microsoft.com/office/word/2015/wordml/symex" xmlns:wpg="http://schemas.microsoft.com/office/word/2010/wordprocessingGroup" xmlns:wpi="http://schemas.microsoft.com/office/word/2010/wordprocessingInk" xmlns:wne="http://schemas.microsoft.com/office/word/2006/wordml" xmlns:wps="http://schemas.microsoft.com/office/word/2010/wordprocessingShape" mc:Ignorable="w14 w15 w16se w16cid w16 w16cex w16sdtdh w16sdtfl w16du wp14">
   <w:body>
     <w:p>
       <w:pPr>
@@ -25,23 +25,7 @@
           <w:lang w:val="nl-NL"/>
         </w:rPr>
         <w:tab/>
-      </w:r>
-      <w:r>
-        <w:rPr>
-          <w:rFonts w:eastAsia="Times New Roman"/>
-          <w:sz w:val="24"/>
-          <w:szCs w:val="24"/>
-          <w:lang w:val="nl-NL"/>
-        </w:rPr>
-        <w:t>TỔNG</w:t>
-      </w:r>
-      <w:r>
-        <w:rPr>
-          <w:sz w:val="24"/>
-          <w:szCs w:val="24"/>
-          <w:lang w:val="nl-NL"/>
-        </w:rPr>
-        <w:t xml:space="preserve"> CỤC THUẾ</w:t>
+        <w:t>CỤC THUẾ</w:t>
       </w:r>
       <w:r>
         <w:rPr>
@@ -164,7 +148,37 @@
           <w:lang w:val="nl-NL"/>
         </w:rPr>
         <w:tab/>
-        <w:t xml:space="preserve">CỤC THUẾ TỈNH QUẢNG TRỊ </w:t>
+      </w:r>
+      <w:r>
+        <w:rPr>
+          <w:b/>
+          <w:spacing w:val="-20"/>
+          <w:lang w:val="nl-NL"/>
+        </w:rPr>
+        <w:t xml:space="preserve">CHI </w:t>
+      </w:r>
+      <w:r>
+        <w:rPr>
+          <w:b/>
+          <w:spacing w:val="-20"/>
+          <w:lang w:val="nl-NL"/>
+        </w:rPr>
+        <w:t xml:space="preserve">CỤC THUẾ </w:t>
+      </w:r>
+      <w:r>
+        <w:rPr>
+          <w:b/>
+          <w:spacing w:val="-20"/>
+          <w:lang w:val="nl-NL"/>
+        </w:rPr>
+        <w:t>KHU VỰC XI</w:t>
+      </w:r>
+      <w:r>
+        <w:rPr>
+          <w:b/>
+          <w:lang w:val="nl-NL"/>
+        </w:rPr>
+        <w:t xml:space="preserve"> </w:t>
       </w:r>
       <w:r>
         <w:rPr>
@@ -394,14 +408,21 @@
           <w:szCs w:val="28"/>
           <w:lang w:val="nl-NL"/>
         </w:rPr>
-        <w:t>CT</w:t>
-      </w:r>
-      <w:r>
-        <w:rPr>
-          <w:szCs w:val="28"/>
-          <w:lang w:val="nl-NL"/>
-        </w:rPr>
-        <w:t>QTR</w:t>
+        <w:t>CCTKV</w:t>
+      </w:r>
+      <w:r>
+        <w:rPr>
+          <w:szCs w:val="28"/>
+          <w:lang w:val="nl-NL"/>
+        </w:rPr>
+        <w:t>.</w:t>
+      </w:r>
+      <w:r>
+        <w:rPr>
+          <w:szCs w:val="28"/>
+          <w:lang w:val="nl-NL"/>
+        </w:rPr>
+        <w:t>XI</w:t>
       </w:r>
       <w:r>
         <w:rPr>
@@ -705,23 +726,31 @@
           <w:szCs w:val="28"/>
           <w:lang w:val="nl-NL"/>
         </w:rPr>
-        <w:t>CỤC TRƯỞNG CỤC THUẾ</w:t>
-      </w:r>
-      <w:r>
-        <w:rPr>
-          <w:b/>
-          <w:szCs w:val="28"/>
-          <w:lang w:val="nl-NL"/>
-        </w:rPr>
-        <w:t xml:space="preserve"> TỈNH QUẢNG TRỊ</w:t>
-      </w:r>
-      <w:r>
-        <w:rPr>
-          <w:b/>
-          <w:szCs w:val="28"/>
-          <w:lang w:val="nl-NL"/>
-        </w:rPr>
-        <w:t>.</w:t>
+        <w:t xml:space="preserve">CHI </w:t>
+      </w:r>
+      <w:r>
+        <w:rPr>
+          <w:b/>
+          <w:szCs w:val="28"/>
+          <w:lang w:val="nl-NL"/>
+        </w:rPr>
+        <w:t xml:space="preserve">CỤC TRƯỞNG </w:t>
+      </w:r>
+      <w:r>
+        <w:rPr>
+          <w:b/>
+          <w:szCs w:val="28"/>
+          <w:lang w:val="nl-NL"/>
+        </w:rPr>
+        <w:t xml:space="preserve">CHI </w:t>
+      </w:r>
+      <w:r>
+        <w:rPr>
+          <w:b/>
+          <w:szCs w:val="28"/>
+          <w:lang w:val="nl-NL"/>
+        </w:rPr>
+        <w:t>CỤC THUẾ</w:t>
       </w:r>
     </w:p>
     <w:p>
@@ -786,6 +815,28 @@
     </w:p>
     <w:p>
       <w:pPr>
+        <w:spacing w:before="40" w:after="0" w:line="240" w:lineRule="auto"/>
+        <w:ind w:firstLine="567"/>
+        <w:jc w:val="both"/>
+        <w:rPr>
+          <w:bCs/>
+          <w:i/>
+          <w:szCs w:val="28"/>
+          <w:lang w:val="nl-NL"/>
+        </w:rPr>
+      </w:pPr>
+      <w:r>
+        <w:rPr>
+          <w:bCs/>
+          <w:i/>
+          <w:szCs w:val="28"/>
+          <w:lang w:val="nl-NL"/>
+        </w:rPr>
+        <w:t>Căn cứ các Luật thuế và các văn bản hướng dẫn thi hành;</w:t>
+      </w:r>
+    </w:p>
+    <w:p>
+      <w:pPr>
         <w:spacing w:after="0" w:line="240" w:lineRule="auto"/>
         <w:ind w:firstLine="567"/>
         <w:jc w:val="both"/>
@@ -802,7 +853,16 @@
           <w:szCs w:val="28"/>
           <w:lang w:val="nl-NL"/>
         </w:rPr>
-        <w:t>Căn cứ Quyết định số 41/2018/QĐ-TTg ngày 25/9/2018 của Thủ tướng Chính phủ quy định chức năng, nhiệm vụ, quyền hạn và cơ cấu tổ chức của Tổng cục Thuế trực thuộc Bộ Tài chính;</w:t>
+        <w:t>Căn cứ Quyết định số 904/QĐ-BTC ngày 03/03/2025 của Bộ Tài chính quy định chức năng, nhiệm vụ, quyền hạn và cơ cấu tổ chức của Chi cục Thuế khu vực thuộc Cục Thuế</w:t>
+      </w:r>
+      <w:r>
+        <w:rPr>
+          <w:bCs/>
+          <w:i/>
+          <w:szCs w:val="28"/>
+          <w:lang w:val="nl-NL"/>
+        </w:rPr>
+        <w:t>;</w:t>
       </w:r>
     </w:p>
     <w:p>
@@ -822,87 +882,95 @@
           <w:szCs w:val="28"/>
           <w:lang w:val="nl-NL"/>
         </w:rPr>
-        <w:t>Căn cứ Quyết định số 1</w:t>
-      </w:r>
-      <w:r>
-        <w:rPr>
-          <w:i/>
-          <w:szCs w:val="28"/>
-          <w:lang w:val="nl-NL"/>
-        </w:rPr>
-        <w:t>836</w:t>
-      </w:r>
-      <w:r>
-        <w:rPr>
-          <w:i/>
-          <w:szCs w:val="28"/>
-          <w:lang w:val="nl-NL"/>
-        </w:rPr>
-        <w:t xml:space="preserve">/QĐ-BTC ngày </w:t>
-      </w:r>
-      <w:r>
-        <w:rPr>
-          <w:i/>
-          <w:szCs w:val="28"/>
-          <w:lang w:val="nl-NL"/>
-        </w:rPr>
-        <w:t>08</w:t>
-      </w:r>
-      <w:r>
-        <w:rPr>
-          <w:i/>
-          <w:szCs w:val="28"/>
-          <w:lang w:val="nl-NL"/>
-        </w:rPr>
-        <w:t xml:space="preserve"> tháng </w:t>
-      </w:r>
-      <w:r>
-        <w:rPr>
-          <w:i/>
-          <w:szCs w:val="28"/>
-          <w:lang w:val="nl-NL"/>
-        </w:rPr>
-        <w:t>10</w:t>
-      </w:r>
-      <w:r>
-        <w:rPr>
-          <w:i/>
-          <w:szCs w:val="28"/>
-          <w:lang w:val="nl-NL"/>
-        </w:rPr>
-        <w:t xml:space="preserve"> năm 201</w:t>
-      </w:r>
-      <w:r>
-        <w:rPr>
-          <w:i/>
-          <w:szCs w:val="28"/>
-          <w:lang w:val="nl-NL"/>
-        </w:rPr>
-        <w:t>8</w:t>
-      </w:r>
-      <w:r>
-        <w:rPr>
-          <w:i/>
-          <w:szCs w:val="28"/>
-          <w:lang w:val="nl-NL"/>
-        </w:rPr>
-        <w:t xml:space="preserve"> của Bộ Tài Chính quy định chức năng, nhiệm vụ, quyền hạn và cơ cấu tổ chức của Cục Thuế thuộc Tổng </w:t>
-      </w:r>
-      <w:r>
-        <w:rPr>
-          <w:i/>
-          <w:szCs w:val="28"/>
-          <w:lang w:val="nl-NL"/>
-        </w:rPr>
-        <w:t>c</w:t>
-      </w:r>
-      <w:r>
-        <w:rPr>
-          <w:i/>
-          <w:szCs w:val="28"/>
-          <w:lang w:val="nl-NL"/>
-        </w:rPr>
-        <w:t>ục Thuế;</w:t>
+        <w:t xml:space="preserve">Căn cứ </w:t>
+      </w:r>
+      <w:r>
+        <w:rPr>
+          <w:i/>
+          <w:szCs w:val="28"/>
+          <w:lang w:val="nl-NL"/>
+        </w:rPr>
+        <w:t>Giấy</w:t>
+      </w:r>
+      <w:r>
+        <w:rPr>
+          <w:i/>
+          <w:szCs w:val="28"/>
+          <w:lang w:val="nl-NL"/>
+        </w:rPr>
+        <w:t xml:space="preserve"> đề nghị hoàn </w:t>
+      </w:r>
+      <w:r>
+        <w:rPr>
+          <w:i/>
+          <w:szCs w:val="28"/>
+          <w:lang w:val="nl-NL"/>
+        </w:rPr>
+        <w:t xml:space="preserve">trả khoản thu NSNN </w:t>
+      </w:r>
+      <w:r>
+        <w:rPr>
+          <w:i/>
+          <w:szCs w:val="28"/>
+          <w:lang w:val="nl-NL"/>
+        </w:rPr>
+        <w:t>số</w:t>
+      </w:r>
+      <w:r>
+        <w:rPr>
+          <w:i/>
+          <w:szCs w:val="28"/>
+          <w:lang w:val="nl-NL"/>
+        </w:rPr>
+        <w:t xml:space="preserve"> </w:t>
+      </w:r>
+      <w:r>
+        <w:rPr>
+          <w:i/>
+          <w:szCs w:val="28"/>
+          <w:lang w:val="nl-NL"/>
+        </w:rPr>
+        <w:t>&lt;hs_hoan_so&gt;</w:t>
+      </w:r>
+      <w:r>
+        <w:rPr>
+          <w:i/>
+          <w:szCs w:val="28"/>
+          <w:lang w:val="nl-NL"/>
+        </w:rPr>
+        <w:t xml:space="preserve"> ngày </w:t>
+      </w:r>
+      <w:r>
+        <w:rPr>
+          <w:i/>
+          <w:szCs w:val="28"/>
+          <w:lang w:val="nl-NL"/>
+        </w:rPr>
+        <w:t>&lt;hs_hoan_ngay&gt;</w:t>
+      </w:r>
+      <w:r>
+        <w:rPr>
+          <w:i/>
+          <w:szCs w:val="28"/>
+          <w:lang w:val="nl-NL"/>
+        </w:rPr>
+        <w:t xml:space="preserve"> của  </w:t>
+      </w:r>
+      <w:r>
+        <w:rPr>
+          <w:i/>
+          <w:color w:val="000000" w:themeColor="text1"/>
+          <w:szCs w:val="28"/>
+        </w:rPr>
+        <w:t>&lt;ten_dv&gt;</w:t>
+      </w:r>
+      <w:r>
+        <w:rPr>
+          <w:i/>
+          <w:szCs w:val="28"/>
+          <w:lang w:val="nl-NL"/>
+        </w:rPr>
+        <w:t>;</w:t>
       </w:r>
     </w:p>
     <w:p>
@@ -922,7 +990,23 @@
           <w:szCs w:val="28"/>
           <w:lang w:val="nl-NL"/>
         </w:rPr>
-        <w:t>Căn cứ hồ sơ đề nghị hoàn thuế GTGT số</w:t>
+        <w:t xml:space="preserve">Theo </w:t>
+      </w:r>
+      <w:r>
+        <w:rPr>
+          <w:i/>
+          <w:szCs w:val="28"/>
+          <w:lang w:val="nl-NL"/>
+        </w:rPr>
+        <w:t xml:space="preserve">đề nghị của </w:t>
+      </w:r>
+      <w:r>
+        <w:rPr>
+          <w:i/>
+          <w:color w:val="000000" w:themeColor="text1"/>
+          <w:szCs w:val="28"/>
+        </w:rPr>
+        <w:t>&lt;ld_phong&gt;</w:t>
       </w:r>
       <w:r>
         <w:rPr>
@@ -938,114 +1022,6 @@
           <w:szCs w:val="28"/>
           <w:lang w:val="nl-NL"/>
         </w:rPr>
-        <w:t>&lt;hs_hoan_so&gt;</w:t>
-      </w:r>
-      <w:r>
-        <w:rPr>
-          <w:i/>
-          <w:szCs w:val="28"/>
-          <w:lang w:val="nl-NL"/>
-        </w:rPr>
-        <w:t xml:space="preserve"> ngày </w:t>
-      </w:r>
-      <w:r>
-        <w:rPr>
-          <w:i/>
-          <w:szCs w:val="28"/>
-          <w:lang w:val="nl-NL"/>
-        </w:rPr>
-        <w:t>&lt;hs_hoan_ngay&gt;</w:t>
-      </w:r>
-      <w:r>
-        <w:rPr>
-          <w:i/>
-          <w:szCs w:val="28"/>
-          <w:lang w:val="nl-NL"/>
-        </w:rPr>
-        <w:t xml:space="preserve"> của  </w:t>
-      </w:r>
-      <w:r>
-        <w:rPr>
-          <w:i/>
-          <w:color w:val="000000" w:themeColor="text1"/>
-          <w:szCs w:val="28"/>
-        </w:rPr>
-        <w:t>&lt;ten_dv&gt;</w:t>
-      </w:r>
-      <w:r>
-        <w:rPr>
-          <w:i/>
-          <w:szCs w:val="28"/>
-          <w:lang w:val="nl-NL"/>
-        </w:rPr>
-        <w:t xml:space="preserve">, kỳ hoàn thuế: từ </w:t>
-      </w:r>
-      <w:r>
-        <w:rPr>
-          <w:i/>
-          <w:szCs w:val="28"/>
-          <w:lang w:val="nl-NL"/>
-        </w:rPr>
-        <w:t>&lt;ky_hoan_thue&gt;</w:t>
-      </w:r>
-      <w:r>
-        <w:rPr>
-          <w:i/>
-          <w:szCs w:val="28"/>
-          <w:lang w:val="nl-NL"/>
-        </w:rPr>
-        <w:t>;</w:t>
-      </w:r>
-    </w:p>
-    <w:p>
-      <w:pPr>
-        <w:spacing w:after="0" w:line="240" w:lineRule="auto"/>
-        <w:ind w:firstLine="567"/>
-        <w:jc w:val="both"/>
-        <w:rPr>
-          <w:i/>
-          <w:szCs w:val="28"/>
-          <w:lang w:val="nl-NL"/>
-        </w:rPr>
-      </w:pPr>
-      <w:r>
-        <w:rPr>
-          <w:i/>
-          <w:szCs w:val="28"/>
-          <w:lang w:val="nl-NL"/>
-        </w:rPr>
-        <w:t xml:space="preserve">Theo </w:t>
-      </w:r>
-      <w:r>
-        <w:rPr>
-          <w:i/>
-          <w:szCs w:val="28"/>
-          <w:lang w:val="nl-NL"/>
-        </w:rPr>
-        <w:t xml:space="preserve">đề nghị của </w:t>
-      </w:r>
-      <w:r>
-        <w:rPr>
-          <w:i/>
-          <w:color w:val="000000" w:themeColor="text1"/>
-          <w:szCs w:val="28"/>
-        </w:rPr>
-        <w:t>&lt;ld_phong&gt;</w:t>
-      </w:r>
-      <w:r>
-        <w:rPr>
-          <w:i/>
-          <w:szCs w:val="28"/>
-          <w:lang w:val="nl-NL"/>
-        </w:rPr>
-        <w:t xml:space="preserve"> </w:t>
-      </w:r>
-      <w:r>
-        <w:rPr>
-          <w:i/>
-          <w:szCs w:val="28"/>
-          <w:lang w:val="nl-NL"/>
-        </w:rPr>
         <w:t xml:space="preserve">Thanh tra – </w:t>
       </w:r>
       <w:r>
@@ -1055,6 +1031,14 @@
           <w:lang w:val="nl-NL"/>
         </w:rPr>
         <w:t>Kiểm tra</w:t>
+      </w:r>
+      <w:r>
+        <w:rPr>
+          <w:i/>
+          <w:szCs w:val="28"/>
+          <w:lang w:val="nl-NL"/>
+        </w:rPr>
+        <w:t xml:space="preserve"> số 4</w:t>
       </w:r>
       <w:r>
         <w:rPr>
@@ -2701,8 +2685,16 @@
         <w:rPr>
           <w:sz w:val="22"/>
         </w:rPr>
-        <w:t>Phòng KK&amp;KTT</w:t>
-      </w:r>
+        <w:t xml:space="preserve">Phòng </w:t>
+      </w:r>
+      <w:bookmarkStart w:id="0" w:name="_Hlk193322568"/>
+      <w:r>
+        <w:rPr>
+          <w:sz w:val="22"/>
+        </w:rPr>
+        <w:t>QLHTDN số 3</w:t>
+      </w:r>
+      <w:bookmarkEnd w:id="0"/>
       <w:r>
         <w:rPr>
           <w:sz w:val="22"/>
@@ -2741,7 +2733,21 @@
           <w:sz w:val="22"/>
           <w:lang w:val="nl-NL"/>
         </w:rPr>
-        <w:t>VT,  TTKT (04</w:t>
+        <w:t>VT,  TTKT</w:t>
+      </w:r>
+      <w:r>
+        <w:rPr>
+          <w:sz w:val="22"/>
+          <w:lang w:val="nl-NL"/>
+        </w:rPr>
+        <w:t>4</w:t>
+      </w:r>
+      <w:r>
+        <w:rPr>
+          <w:sz w:val="22"/>
+          <w:lang w:val="nl-NL"/>
+        </w:rPr>
+        <w:t xml:space="preserve"> (04</w:t>
       </w:r>
       <w:r>
         <w:rPr>
@@ -2845,7 +2851,7 @@
 </file>
 
 <file path=word/numbering.xml><?xml version="1.0" encoding="utf-8"?>
-<w:numbering xmlns:wpc="http://schemas.microsoft.com/office/word/2010/wordprocessingCanvas" xmlns:cx="http://schemas.microsoft.com/office/drawing/2014/chartex" xmlns:cx1="http://schemas.microsoft.com/office/drawing/2015/9/8/chartex" xmlns:cx2="http://schemas.microsoft.com/office/drawing/2015/10/21/chartex" xmlns:cx3="http://schemas.microsoft.com/office/drawing/2016/5/9/chartex" xmlns:cx4="http://schemas.microsoft.com/office/drawing/2016/5/10/chartex" xmlns:cx5="http://schemas.microsoft.com/office/drawing/2016/5/11/chartex" xmlns:cx6="http://schemas.microsoft.com/office/drawing/2016/5/12/chartex" xmlns:cx7="http://schemas.microsoft.com/office/drawing/2016/5/13/chartex" xmlns:cx8="http://schemas.microsoft.com/office/drawing/2016/5/14/chartex" xmlns:mc="http://schemas.openxmlformats.org/markup-compatibility/2006" xmlns:aink="http://schemas.microsoft.com/office/drawing/2016/ink" xmlns:am3d="http://schemas.microsoft.com/office/drawing/2017/model3d" xmlns:o="urn:schemas-microsoft-com:office:office" xmlns:r="http://schemas.openxmlformats.org/officeDocument/2006/relationships" xmlns:m="http://schemas.openxmlformats.org/officeDocument/2006/math" xmlns:v="urn:schemas-microsoft-com:vml" xmlns:wp14="http://schemas.microsoft.com/office/word/2010/wordprocessingDrawing" xmlns:wp="http://schemas.openxmlformats.org/drawingml/2006/wordprocessingDrawing" xmlns:w10="urn:schemas-microsoft-com:office:word" xmlns:w="http://schemas.openxmlformats.org/wordprocessingml/2006/main" xmlns:w14="http://schemas.microsoft.com/office/word/2010/wordml" xmlns:w15="http://schemas.microsoft.com/office/word/2012/wordml" xmlns:w16cex="http://schemas.microsoft.com/office/word/2018/wordml/cex" xmlns:w16cid="http://schemas.microsoft.com/office/word/2016/wordml/cid" xmlns:w16="http://schemas.microsoft.com/office/word/2018/wordml" xmlns:w16sdtdh="http://schemas.microsoft.com/office/word/2020/wordml/sdtdatahash" xmlns:w16se="http://schemas.microsoft.com/office/word/2015/wordml/symex" xmlns:wpg="http://schemas.microsoft.com/office/word/2010/wordprocessingGroup" xmlns:wpi="http://schemas.microsoft.com/office/word/2010/wordprocessingInk" xmlns:wne="http://schemas.microsoft.com/office/word/2006/wordml" xmlns:wps="http://schemas.microsoft.com/office/word/2010/wordprocessingShape" mc:Ignorable="w14 w15 w16se w16cid w16 w16cex w16sdtdh wp14">
+<w:numbering xmlns:wpc="http://schemas.microsoft.com/office/word/2010/wordprocessingCanvas" xmlns:cx="http://schemas.microsoft.com/office/drawing/2014/chartex" xmlns:cx1="http://schemas.microsoft.com/office/drawing/2015/9/8/chartex" xmlns:cx2="http://schemas.microsoft.com/office/drawing/2015/10/21/chartex" xmlns:cx3="http://schemas.microsoft.com/office/drawing/2016/5/9/chartex" xmlns:cx4="http://schemas.microsoft.com/office/drawing/2016/5/10/chartex" xmlns:cx5="http://schemas.microsoft.com/office/drawing/2016/5/11/chartex" xmlns:cx6="http://schemas.microsoft.com/office/drawing/2016/5/12/chartex" xmlns:cx7="http://schemas.microsoft.com/office/drawing/2016/5/13/chartex" xmlns:cx8="http://schemas.microsoft.com/office/drawing/2016/5/14/chartex" xmlns:mc="http://schemas.openxmlformats.org/markup-compatibility/2006" xmlns:aink="http://schemas.microsoft.com/office/drawing/2016/ink" xmlns:am3d="http://schemas.microsoft.com/office/drawing/2017/model3d" xmlns:o="urn:schemas-microsoft-com:office:office" xmlns:oel="http://schemas.microsoft.com/office/2019/extlst" xmlns:r="http://schemas.openxmlformats.org/officeDocument/2006/relationships" xmlns:m="http://schemas.openxmlformats.org/officeDocument/2006/math" xmlns:v="urn:schemas-microsoft-com:vml" xmlns:wp14="http://schemas.microsoft.com/office/word/2010/wordprocessingDrawing" xmlns:wp="http://schemas.openxmlformats.org/drawingml/2006/wordprocessingDrawing" xmlns:w10="urn:schemas-microsoft-com:office:word" xmlns:w="http://schemas.openxmlformats.org/wordprocessingml/2006/main" xmlns:w14="http://schemas.microsoft.com/office/word/2010/wordml" xmlns:w15="http://schemas.microsoft.com/office/word/2012/wordml" xmlns:w16cex="http://schemas.microsoft.com/office/word/2018/wordml/cex" xmlns:w16cid="http://schemas.microsoft.com/office/word/2016/wordml/cid" xmlns:w16="http://schemas.microsoft.com/office/word/2018/wordml" xmlns:w16du="http://schemas.microsoft.com/office/word/2023/wordml/word16du" xmlns:w16sdtdh="http://schemas.microsoft.com/office/word/2020/wordml/sdtdatahash" xmlns:w16sdtfl="http://schemas.microsoft.com/office/word/2024/wordml/sdtformatlock" xmlns:w16se="http://schemas.microsoft.com/office/word/2015/wordml/symex" xmlns:wpg="http://schemas.microsoft.com/office/word/2010/wordprocessingGroup" xmlns:wpi="http://schemas.microsoft.com/office/word/2010/wordprocessingInk" xmlns:wne="http://schemas.microsoft.com/office/word/2006/wordml" xmlns:wps="http://schemas.microsoft.com/office/word/2010/wordprocessingShape" mc:Ignorable="w14 w15 w16se w16cid w16 w16cex w16sdtdh w16sdtfl w16du wp14">
   <w:abstractNum w:abstractNumId="0" w15:restartNumberingAfterBreak="0">
     <w:nsid w:val="4E165A78"/>
     <w:multiLevelType w:val="hybridMultilevel"/>
@@ -3047,17 +3053,17 @@
       </w:pPr>
     </w:lvl>
   </w:abstractNum>
-  <w:num w:numId="1">
+  <w:num w:numId="1" w16cid:durableId="308559556">
     <w:abstractNumId w:val="0"/>
   </w:num>
-  <w:num w:numId="2">
+  <w:num w:numId="2" w16cid:durableId="756051660">
     <w:abstractNumId w:val="1"/>
   </w:num>
 </w:numbering>
 </file>
 
 <file path=word/styles.xml><?xml version="1.0" encoding="utf-8"?>
-<w:styles xmlns:mc="http://schemas.openxmlformats.org/markup-compatibility/2006" xmlns:r="http://schemas.openxmlformats.org/officeDocument/2006/relationships" xmlns:w="http://schemas.openxmlformats.org/wordprocessingml/2006/main" xmlns:w14="http://schemas.microsoft.com/office/word/2010/wordml" xmlns:w15="http://schemas.microsoft.com/office/word/2012/wordml" xmlns:w16cex="http://schemas.microsoft.com/office/word/2018/wordml/cex" xmlns:w16cid="http://schemas.microsoft.com/office/word/2016/wordml/cid" xmlns:w16="http://schemas.microsoft.com/office/word/2018/wordml" xmlns:w16sdtdh="http://schemas.microsoft.com/office/word/2020/wordml/sdtdatahash" xmlns:w16se="http://schemas.microsoft.com/office/word/2015/wordml/symex" mc:Ignorable="w14 w15 w16se w16cid w16 w16cex w16sdtdh">
+<w:styles xmlns:mc="http://schemas.openxmlformats.org/markup-compatibility/2006" xmlns:r="http://schemas.openxmlformats.org/officeDocument/2006/relationships" xmlns:w="http://schemas.openxmlformats.org/wordprocessingml/2006/main" xmlns:w14="http://schemas.microsoft.com/office/word/2010/wordml" xmlns:w15="http://schemas.microsoft.com/office/word/2012/wordml" xmlns:w16cex="http://schemas.microsoft.com/office/word/2018/wordml/cex" xmlns:w16cid="http://schemas.microsoft.com/office/word/2016/wordml/cid" xmlns:w16="http://schemas.microsoft.com/office/word/2018/wordml" xmlns:w16du="http://schemas.microsoft.com/office/word/2023/wordml/word16du" xmlns:w16sdtdh="http://schemas.microsoft.com/office/word/2020/wordml/sdtdatahash" xmlns:w16sdtfl="http://schemas.microsoft.com/office/word/2024/wordml/sdtformatlock" xmlns:w16se="http://schemas.microsoft.com/office/word/2015/wordml/symex" mc:Ignorable="w14 w15 w16se w16cid w16 w16cex w16sdtdh w16sdtfl w16du">
   <w:docDefaults>
     <w:rPrDefault>
       <w:rPr>

--- a/static/media/3.qd_ktra_hoan_gtgt.docx
+++ b/static/media/3.qd_ktra_hoan_gtgt.docx
@@ -827,7 +827,23 @@
           <w:color w:val="000000" w:themeColor="text1"/>
           <w:szCs w:val="28"/>
         </w:rPr>
-        <w:t xml:space="preserve">Căn cứ &lt;tham_quyen_ky&gt; </w:t>
+        <w:t xml:space="preserve">Căn cứ </w:t>
+      </w:r>
+      <w:r>
+        <w:rPr>
+          <w:i/>
+          <w:color w:val="000000" w:themeColor="text1"/>
+          <w:szCs w:val="28"/>
+        </w:rPr>
+        <w:t>&lt;tham_quyen_ky&gt;</w:t>
+      </w:r>
+      <w:r>
+        <w:rPr>
+          <w:i/>
+          <w:color w:val="000000" w:themeColor="text1"/>
+          <w:szCs w:val="28"/>
+        </w:rPr>
+        <w:t xml:space="preserve"> </w:t>
       </w:r>
       <w:r>
         <w:rPr>

--- a/static/media/3.qd_ktra_hoan_gtgt.docx
+++ b/static/media/3.qd_ktra_hoan_gtgt.docx
@@ -467,11 +467,11 @@
       <w:r>
         <w:rPr>
           <w:i/>
-          <w:color w:val="FFFFFF" w:themeColor="background1"/>
-          <w:szCs w:val="28"/>
-          <w:lang w:val="nl-NL"/>
-        </w:rPr>
-        <w:t>9999</w:t>
+          <w:iCs/>
+          <w:szCs w:val="28"/>
+          <w:lang w:val="nl-NL"/>
+        </w:rPr>
+        <w:t>&lt;nam_kh_tkt&gt;</w:t>
       </w:r>
     </w:p>
     <w:p>
@@ -3479,7 +3479,6 @@
   <w:style w:type="character" w:default="1" w:styleId="DefaultParagraphFont">
     <w:name w:val="Default Paragraph Font"/>
     <w:uiPriority w:val="1"/>
-    <w:semiHidden/>
     <w:unhideWhenUsed/>
   </w:style>
   <w:style w:type="table" w:default="1" w:styleId="TableNormal">

--- a/static/media/3.qd_ktra_hoan_gtgt.docx
+++ b/static/media/3.qd_ktra_hoan_gtgt.docx
@@ -868,6 +868,26 @@
         <w:jc w:val="both"/>
         <w:rPr>
           <w:i/>
+          <w:color w:val="000000" w:themeColor="text1"/>
+          <w:szCs w:val="28"/>
+        </w:rPr>
+      </w:pPr>
+      <w:r>
+        <w:rPr>
+          <w:i/>
+          <w:color w:val="000000" w:themeColor="text1"/>
+          <w:szCs w:val="28"/>
+        </w:rPr>
+        <w:t>Căn cứ Quyết định số 193/QĐ-QTR ngày 29/07/2025 của Thuế tỉnh Quảng Trị về việc ủy quyền ký văn bản của các đồng chí Phó Trưởng Thuế tỉnh;</w:t>
+      </w:r>
+    </w:p>
+    <w:p>
+      <w:pPr>
+        <w:spacing w:after="0" w:line="240" w:lineRule="auto"/>
+        <w:ind w:firstLine="567"/>
+        <w:jc w:val="both"/>
+        <w:rPr>
+          <w:i/>
           <w:szCs w:val="28"/>
           <w:lang w:val="nl-NL"/>
         </w:rPr>
@@ -2503,6 +2523,7 @@
           <w:szCs w:val="24"/>
           <w:lang w:val="nl-NL"/>
         </w:rPr>
+        <w:lastRenderedPageBreak/>
         <w:t>Nơi</w:t>
       </w:r>
       <w:r>
@@ -2663,7 +2684,6 @@
           <w:sz w:val="22"/>
           <w:lang w:val="nl-NL"/>
         </w:rPr>
-        <w:lastRenderedPageBreak/>
         <w:t xml:space="preserve">- </w:t>
       </w:r>
       <w:r>

--- a/static/media/3.qd_ktra_hoan_gtgt.docx
+++ b/static/media/3.qd_ktra_hoan_gtgt.docx
@@ -5,7 +5,7 @@
     <w:p>
       <w:pPr>
         <w:tabs>
-          <w:tab w:val="center" w:pos="1418"/>
+          <w:tab w:val="center" w:pos="1701"/>
           <w:tab w:val="center" w:pos="6804"/>
         </w:tabs>
         <w:spacing w:after="0" w:line="240" w:lineRule="auto"/>
@@ -55,6 +55,8 @@
       <w:r>
         <w:rPr>
           <w:b/>
+          <w:sz w:val="26"/>
+          <w:szCs w:val="26"/>
           <w:lang w:val="nl-NL"/>
         </w:rPr>
         <w:t>CỘNG HÒA XÃ HỘI CHỦ NGHĨA VIỆT NAM</w:t>
@@ -76,19 +78,74 @@
       </w:pPr>
       <w:r>
         <w:rPr>
+          <w:b/>
+          <w:lang w:val="nl-NL"/>
+        </w:rPr>
+        <w:tab/>
+      </w:r>
+      <w:r>
+        <w:rPr>
+          <w:b/>
+          <w:sz w:val="26"/>
+          <w:szCs w:val="26"/>
+          <w:lang w:val="nl-NL"/>
+        </w:rPr>
+        <w:t xml:space="preserve">THUẾ </w:t>
+      </w:r>
+      <w:r>
+        <w:rPr>
+          <w:b/>
+          <w:sz w:val="26"/>
+          <w:szCs w:val="26"/>
+          <w:lang w:val="nl-NL"/>
+        </w:rPr>
+        <w:t>TỈNH QUẢNG TRỊ</w:t>
+      </w:r>
+      <w:r>
+        <w:rPr>
+          <w:b/>
+          <w:lang w:val="nl-NL"/>
+        </w:rPr>
+        <w:tab/>
+      </w:r>
+      <w:r>
+        <w:rPr>
+          <w:b/>
+          <w:szCs w:val="28"/>
+          <w:lang w:val="nl-NL"/>
+        </w:rPr>
+        <w:t>Độc lập - Tự do - Hạnh phúc</w:t>
+      </w:r>
+    </w:p>
+    <w:p>
+      <w:pPr>
+        <w:tabs>
+          <w:tab w:val="center" w:pos="1800"/>
+          <w:tab w:val="center" w:pos="7020"/>
+        </w:tabs>
+        <w:spacing w:after="0" w:line="240" w:lineRule="auto"/>
+        <w:jc w:val="both"/>
+        <w:rPr>
+          <w:b/>
+          <w:sz w:val="12"/>
+          <w:lang w:val="nl-NL"/>
+        </w:rPr>
+      </w:pPr>
+      <w:r>
+        <w:rPr>
           <w:noProof/>
           <w:sz w:val="12"/>
         </w:rPr>
         <mc:AlternateContent>
           <mc:Choice Requires="wps">
             <w:drawing>
-              <wp:anchor distT="0" distB="0" distL="114300" distR="114300" simplePos="0" relativeHeight="251660800" behindDoc="0" locked="0" layoutInCell="1" allowOverlap="1" wp14:anchorId="73AD264F" wp14:editId="565CE924">
+              <wp:anchor distT="0" distB="0" distL="114300" distR="114300" simplePos="0" relativeHeight="251660800" behindDoc="0" locked="0" layoutInCell="1" allowOverlap="1" wp14:anchorId="73AD264F" wp14:editId="0443FECC">
                 <wp:simplePos x="0" y="0"/>
                 <wp:positionH relativeFrom="column">
-                  <wp:posOffset>541020</wp:posOffset>
+                  <wp:posOffset>693420</wp:posOffset>
                 </wp:positionH>
                 <wp:positionV relativeFrom="paragraph">
-                  <wp:posOffset>210185</wp:posOffset>
+                  <wp:posOffset>20320</wp:posOffset>
                 </wp:positionV>
                 <wp:extent cx="800100" cy="0"/>
                 <wp:effectExtent l="0" t="0" r="0" b="0"/>
@@ -143,80 +200,29 @@
           </mc:Choice>
           <mc:Fallback>
             <w:pict>
-              <v:line w14:anchorId="448B7511" id="Line 12" o:spid="_x0000_s1026" style="position:absolute;z-index:251660800;visibility:visible;mso-wrap-style:square;mso-width-percent:0;mso-height-percent:0;mso-wrap-distance-left:9pt;mso-wrap-distance-top:0;mso-wrap-distance-right:9pt;mso-wrap-distance-bottom:0;mso-position-horizontal:absolute;mso-position-horizontal-relative:text;mso-position-vertical:absolute;mso-position-vertical-relative:text;mso-width-percent:0;mso-height-percent:0;mso-width-relative:page;mso-height-relative:page" from="42.6pt,16.55pt" to="105.6pt,16.55pt" o:gfxdata="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"/>
+              <v:line w14:anchorId="75D0492A" id="Line 12" o:spid="_x0000_s1026" style="position:absolute;z-index:251660800;visibility:visible;mso-wrap-style:square;mso-width-percent:0;mso-height-percent:0;mso-wrap-distance-left:9pt;mso-wrap-distance-top:0;mso-wrap-distance-right:9pt;mso-wrap-distance-bottom:0;mso-position-horizontal:absolute;mso-position-horizontal-relative:text;mso-position-vertical:absolute;mso-position-vertical-relative:text;mso-width-percent:0;mso-height-percent:0;mso-width-relative:page;mso-height-relative:page" from="54.6pt,1.6pt" to="117.6pt,1.6pt" o:gfxdata="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"/>
             </w:pict>
           </mc:Fallback>
         </mc:AlternateContent>
       </w:r>
       <w:r>
         <w:rPr>
-          <w:b/>
-          <w:lang w:val="nl-NL"/>
-        </w:rPr>
-        <w:tab/>
-      </w:r>
-      <w:r>
-        <w:rPr>
-          <w:b/>
-          <w:lang w:val="nl-NL"/>
-        </w:rPr>
-        <w:t xml:space="preserve">THUẾ </w:t>
-      </w:r>
-      <w:r>
-        <w:rPr>
-          <w:b/>
-          <w:lang w:val="nl-NL"/>
-        </w:rPr>
-        <w:t>TỈNH QUẢNG TRỊ</w:t>
-      </w:r>
-      <w:r>
-        <w:rPr>
-          <w:b/>
-          <w:lang w:val="nl-NL"/>
-        </w:rPr>
-        <w:tab/>
-      </w:r>
-      <w:r>
-        <w:rPr>
-          <w:b/>
-          <w:szCs w:val="28"/>
-          <w:lang w:val="nl-NL"/>
-        </w:rPr>
-        <w:t>Độc lập - Tự do - Hạnh phúc</w:t>
-      </w:r>
-    </w:p>
-    <w:p>
-      <w:pPr>
-        <w:tabs>
-          <w:tab w:val="center" w:pos="1800"/>
-          <w:tab w:val="center" w:pos="7020"/>
-        </w:tabs>
-        <w:spacing w:after="0" w:line="240" w:lineRule="auto"/>
-        <w:jc w:val="both"/>
-        <w:rPr>
-          <w:b/>
-          <w:sz w:val="12"/>
-          <w:lang w:val="nl-NL"/>
-        </w:rPr>
-      </w:pPr>
-      <w:r>
-        <w:rPr>
           <w:noProof/>
           <w:sz w:val="12"/>
         </w:rPr>
         <mc:AlternateContent>
           <mc:Choice Requires="wps">
             <w:drawing>
-              <wp:anchor distT="0" distB="0" distL="114300" distR="114300" simplePos="0" relativeHeight="251662848" behindDoc="0" locked="0" layoutInCell="1" allowOverlap="1" wp14:anchorId="217EEBC2" wp14:editId="1D273703">
+              <wp:anchor distT="0" distB="0" distL="114300" distR="114300" simplePos="0" relativeHeight="251662848" behindDoc="0" locked="0" layoutInCell="1" allowOverlap="1" wp14:anchorId="217EEBC2" wp14:editId="2DD95DD6">
                 <wp:simplePos x="0" y="0"/>
                 <wp:positionH relativeFrom="column">
-                  <wp:posOffset>3284220</wp:posOffset>
+                  <wp:posOffset>3377738</wp:posOffset>
                 </wp:positionH>
                 <wp:positionV relativeFrom="paragraph">
                   <wp:posOffset>17780</wp:posOffset>
                 </wp:positionV>
-                <wp:extent cx="2057400" cy="0"/>
-                <wp:effectExtent l="0" t="0" r="19050" b="19050"/>
+                <wp:extent cx="1870364" cy="0"/>
+                <wp:effectExtent l="0" t="0" r="0" b="0"/>
                 <wp:wrapNone/>
                 <wp:docPr id="5" name="Line 14"/>
                 <wp:cNvGraphicFramePr>
@@ -231,7 +237,7 @@
                       <wps:spPr bwMode="auto">
                         <a:xfrm>
                           <a:off x="0" y="0"/>
-                          <a:ext cx="2057400" cy="0"/>
+                          <a:ext cx="1870364" cy="0"/>
                         </a:xfrm>
                         <a:prstGeom prst="line">
                           <a:avLst/>
@@ -268,7 +274,7 @@
           </mc:Choice>
           <mc:Fallback>
             <w:pict>
-              <v:line w14:anchorId="33E96EC2" id="Line 14" o:spid="_x0000_s1026" style="position:absolute;z-index:251662848;visibility:visible;mso-wrap-style:square;mso-width-percent:0;mso-height-percent:0;mso-wrap-distance-left:9pt;mso-wrap-distance-top:0;mso-wrap-distance-right:9pt;mso-wrap-distance-bottom:0;mso-position-horizontal:absolute;mso-position-horizontal-relative:text;mso-position-vertical:absolute;mso-position-vertical-relative:text;mso-width-percent:0;mso-height-percent:0;mso-width-relative:page;mso-height-relative:page" from="258.6pt,1.4pt" to="420.6pt,1.4pt" o:gfxdata="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"/>
+              <v:line w14:anchorId="7E1584CF" id="Line 14" o:spid="_x0000_s1026" style="position:absolute;z-index:251662848;visibility:visible;mso-wrap-style:square;mso-width-percent:0;mso-height-percent:0;mso-wrap-distance-left:9pt;mso-wrap-distance-top:0;mso-wrap-distance-right:9pt;mso-wrap-distance-bottom:0;mso-position-horizontal:absolute;mso-position-horizontal-relative:text;mso-position-vertical:absolute;mso-position-vertical-relative:text;mso-width-percent:0;mso-height-percent:0;mso-width-relative:page;mso-height-relative:page" from="265.95pt,1.4pt" to="413.2pt,1.4pt" o:gfxdata="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"/>
             </w:pict>
           </mc:Fallback>
         </mc:AlternateContent>
@@ -366,7 +372,7 @@
     <w:p>
       <w:pPr>
         <w:tabs>
-          <w:tab w:val="center" w:pos="1276"/>
+          <w:tab w:val="center" w:pos="1701"/>
           <w:tab w:val="right" w:pos="9498"/>
         </w:tabs>
         <w:jc w:val="both"/>
@@ -382,18 +388,27 @@
           <w:lang w:val="nl-NL"/>
         </w:rPr>
         <w:tab/>
+      </w:r>
+      <w:r>
+        <w:rPr>
+          <w:sz w:val="26"/>
+          <w:szCs w:val="26"/>
+          <w:lang w:val="nl-NL"/>
+        </w:rPr>
         <w:t>Số</w:t>
       </w:r>
       <w:r>
         <w:rPr>
-          <w:szCs w:val="28"/>
-          <w:lang w:val="nl-NL"/>
-        </w:rPr>
-        <w:t>:            /QĐ-</w:t>
-      </w:r>
-      <w:r>
-        <w:rPr>
-          <w:szCs w:val="28"/>
+          <w:sz w:val="26"/>
+          <w:szCs w:val="26"/>
+          <w:lang w:val="nl-NL"/>
+        </w:rPr>
+        <w:t>:       /QĐ-</w:t>
+      </w:r>
+      <w:r>
+        <w:rPr>
+          <w:sz w:val="26"/>
+          <w:szCs w:val="26"/>
           <w:lang w:val="nl-NL"/>
         </w:rPr>
         <w:t>QTR</w:t>
@@ -690,46 +705,38 @@
         <w:jc w:val="both"/>
         <w:rPr>
           <w:i/>
-          <w:szCs w:val="28"/>
-          <w:lang w:val="nl-NL"/>
-        </w:rPr>
-      </w:pPr>
-      <w:r>
-        <w:rPr>
-          <w:i/>
-          <w:szCs w:val="28"/>
-          <w:lang w:val="nl-NL"/>
-        </w:rPr>
-        <w:t>Căn cứ Luật Quản lý thuế</w:t>
-      </w:r>
-      <w:r>
-        <w:rPr>
-          <w:i/>
-          <w:szCs w:val="28"/>
-          <w:lang w:val="nl-NL"/>
+          <w:color w:val="000000" w:themeColor="text1"/>
+          <w:lang w:val="nl-NL"/>
+        </w:rPr>
+      </w:pPr>
+      <w:r>
+        <w:rPr>
+          <w:i/>
+          <w:color w:val="000000" w:themeColor="text1"/>
+          <w:szCs w:val="28"/>
+        </w:rPr>
+        <w:t xml:space="preserve">Căn cứ Luật Quản lý thuế </w:t>
+      </w:r>
+      <w:r>
+        <w:rPr>
+          <w:i/>
+          <w:color w:val="000000" w:themeColor="text1"/>
+          <w:szCs w:val="28"/>
+        </w:rPr>
+        <w:t>&lt;luat_qlt_ngay&gt;</w:t>
+      </w:r>
+      <w:r>
+        <w:rPr>
+          <w:i/>
+          <w:color w:val="000000" w:themeColor="text1"/>
+          <w:szCs w:val="28"/>
         </w:rPr>
         <w:t xml:space="preserve"> </w:t>
       </w:r>
       <w:r>
         <w:rPr>
           <w:i/>
-          <w:szCs w:val="28"/>
-          <w:lang w:val="nl-NL"/>
-        </w:rPr>
-        <w:t>&lt;luat_qlt_ngay&gt;</w:t>
-      </w:r>
-      <w:r>
-        <w:rPr>
-          <w:i/>
-          <w:szCs w:val="28"/>
-          <w:lang w:val="nl-NL"/>
-        </w:rPr>
-        <w:t xml:space="preserve"> </w:t>
-      </w:r>
-      <w:r>
-        <w:rPr>
-          <w:i/>
-          <w:szCs w:val="28"/>
+          <w:color w:val="000000" w:themeColor="text1"/>
           <w:lang w:val="nl-NL"/>
         </w:rPr>
         <w:t>và các văn bản hướng dẫn thi hành</w:t>
@@ -737,32 +744,10 @@
       <w:r>
         <w:rPr>
           <w:i/>
-          <w:szCs w:val="28"/>
+          <w:color w:val="000000" w:themeColor="text1"/>
           <w:lang w:val="nl-NL"/>
         </w:rPr>
         <w:t>;</w:t>
-      </w:r>
-    </w:p>
-    <w:p>
-      <w:pPr>
-        <w:spacing w:before="40" w:after="0" w:line="240" w:lineRule="auto"/>
-        <w:ind w:firstLine="567"/>
-        <w:jc w:val="both"/>
-        <w:rPr>
-          <w:bCs/>
-          <w:i/>
-          <w:szCs w:val="28"/>
-          <w:lang w:val="nl-NL"/>
-        </w:rPr>
-      </w:pPr>
-      <w:r>
-        <w:rPr>
-          <w:bCs/>
-          <w:i/>
-          <w:szCs w:val="28"/>
-          <w:lang w:val="nl-NL"/>
-        </w:rPr>
-        <w:t>Căn cứ các Luật thuế và các văn bản hướng dẫn thi hành;</w:t>
       </w:r>
     </w:p>
     <w:p>
@@ -771,16 +756,20 @@
         <w:ind w:firstLine="567"/>
         <w:jc w:val="both"/>
         <w:rPr>
-          <w:bCs/>
-          <w:i/>
-        </w:rPr>
-      </w:pPr>
-      <w:r>
-        <w:rPr>
-          <w:bCs/>
-          <w:i/>
-        </w:rPr>
-        <w:t>Căn cứ Quyết định số 1376/QĐ-CT ngày 30/6/2025 của Cục trưởng Cục Thuế về việc ban hành quy định chức năng, nhiệm vụ, quyền hạn và cơ cấu tổ chức của Thuế tỉnh, thành phố thuộc Cục Thuế;</w:t>
+          <w:i/>
+          <w:color w:val="000000" w:themeColor="text1"/>
+          <w:szCs w:val="28"/>
+          <w:lang w:val="nl-NL"/>
+        </w:rPr>
+      </w:pPr>
+      <w:r>
+        <w:rPr>
+          <w:i/>
+          <w:color w:val="000000" w:themeColor="text1"/>
+          <w:szCs w:val="28"/>
+          <w:lang w:val="nl-NL"/>
+        </w:rPr>
+        <w:t>Căn cứ các Luật thuế, phí, lệ phí và các văn bản hướng dẫn thi hành;</w:t>
       </w:r>
     </w:p>
     <w:p>
@@ -796,16 +785,155 @@
       </w:pPr>
       <w:r>
         <w:rPr>
-          <w:bCs/>
-          <w:i/>
-        </w:rPr>
-        <w:t>Căn cứ Quyết định số 1383/QĐ-CT ngày 30/06/2025 của Cục trưởng Cục Thuế về việc ban hành quy định chức năng, nhiệm vụ, quyền hạn của Văn phòng, các Phòng thuộc Thuế tỉnh, thành phố</w:t>
-      </w:r>
-      <w:r>
-        <w:rPr>
-          <w:i/>
-          <w:color w:val="000000" w:themeColor="text1"/>
-          <w:szCs w:val="28"/>
+          <w:i/>
+          <w:szCs w:val="28"/>
+          <w:lang w:val="nl-NL"/>
+        </w:rPr>
+        <w:t xml:space="preserve">Căn cứ </w:t>
+      </w:r>
+      <w:r>
+        <w:rPr>
+          <w:i/>
+          <w:szCs w:val="28"/>
+          <w:lang w:val="nl-NL"/>
+        </w:rPr>
+        <w:t>&lt;quy_trinh_ktra&gt;</w:t>
+      </w:r>
+      <w:r>
+        <w:rPr>
+          <w:i/>
+          <w:szCs w:val="28"/>
+          <w:lang w:val="nl-NL"/>
+        </w:rPr>
+        <w:t xml:space="preserve"> của Tổng cục trưởng Tổng cục Thuế về việc ban hành Quy trình kiểm tra thuế;</w:t>
+      </w:r>
+    </w:p>
+    <w:p>
+      <w:pPr>
+        <w:pStyle w:val="BodyTextIndentTimesNewRoman"/>
+        <w:spacing w:line="240" w:lineRule="auto"/>
+        <w:ind w:firstLine="567"/>
+        <w:rPr>
+          <w:i/>
+          <w:color w:val="auto"/>
+        </w:rPr>
+      </w:pPr>
+      <w:r>
+        <w:rPr>
+          <w:i/>
+          <w:color w:val="auto"/>
+        </w:rPr>
+        <w:t>C</w:t>
+      </w:r>
+      <w:r>
+        <w:rPr>
+          <w:rFonts w:hint="eastAsia"/>
+          <w:i/>
+          <w:color w:val="auto"/>
+        </w:rPr>
+        <w:t>ă</w:t>
+      </w:r>
+      <w:r>
+        <w:rPr>
+          <w:i/>
+          <w:color w:val="auto"/>
+        </w:rPr>
+        <w:t xml:space="preserve">n cứ Quyết </w:t>
+      </w:r>
+      <w:r>
+        <w:rPr>
+          <w:rFonts w:hint="eastAsia"/>
+          <w:i/>
+          <w:color w:val="auto"/>
+        </w:rPr>
+        <w:t>đ</w:t>
+      </w:r>
+      <w:r>
+        <w:rPr>
+          <w:i/>
+          <w:color w:val="auto"/>
+        </w:rPr>
+        <w:t>ịnh số 1376/Q</w:t>
+      </w:r>
+      <w:r>
+        <w:rPr>
+          <w:rFonts w:hint="eastAsia"/>
+          <w:i/>
+          <w:color w:val="auto"/>
+        </w:rPr>
+        <w:t>Đ</w:t>
+      </w:r>
+      <w:r>
+        <w:rPr>
+          <w:i/>
+          <w:color w:val="auto"/>
+        </w:rPr>
+        <w:t>-CT ngày 30/6/2025 của Cục tr</w:t>
+      </w:r>
+      <w:r>
+        <w:rPr>
+          <w:rFonts w:hint="eastAsia"/>
+          <w:i/>
+          <w:color w:val="auto"/>
+        </w:rPr>
+        <w:t>ư</w:t>
+      </w:r>
+      <w:r>
+        <w:rPr>
+          <w:i/>
+          <w:color w:val="auto"/>
+        </w:rPr>
+        <w:t xml:space="preserve">ởng Cục Thuế về việc ban hành quy </w:t>
+      </w:r>
+      <w:r>
+        <w:rPr>
+          <w:rFonts w:hint="eastAsia"/>
+          <w:i/>
+          <w:color w:val="auto"/>
+        </w:rPr>
+        <w:t>đ</w:t>
+      </w:r>
+      <w:r>
+        <w:rPr>
+          <w:i/>
+          <w:color w:val="auto"/>
+        </w:rPr>
+        <w:t>ịnh chức n</w:t>
+      </w:r>
+      <w:r>
+        <w:rPr>
+          <w:rFonts w:hint="eastAsia"/>
+          <w:i/>
+          <w:color w:val="auto"/>
+        </w:rPr>
+        <w:t>ă</w:t>
+      </w:r>
+      <w:r>
+        <w:rPr>
+          <w:i/>
+          <w:color w:val="auto"/>
+        </w:rPr>
+        <w:t>ng, nhiệm vụ, quyền hạn và c</w:t>
+      </w:r>
+      <w:r>
+        <w:rPr>
+          <w:rFonts w:hint="eastAsia"/>
+          <w:i/>
+          <w:color w:val="auto"/>
+        </w:rPr>
+        <w:t>ơ</w:t>
+      </w:r>
+      <w:r>
+        <w:rPr>
+          <w:i/>
+          <w:color w:val="auto"/>
+        </w:rPr>
+        <w:t xml:space="preserve"> cấu tổ chức của Thuế tỉnh, thành phố thuộc Cục Thuế</w:t>
+      </w:r>
+      <w:r>
+        <w:rPr>
+          <w:i/>
+          <w:color w:val="auto"/>
         </w:rPr>
         <w:t>;</w:t>
       </w:r>
@@ -817,48 +945,54 @@
         <w:jc w:val="both"/>
         <w:rPr>
           <w:i/>
-          <w:color w:val="000000" w:themeColor="text1"/>
-          <w:szCs w:val="28"/>
-        </w:rPr>
-      </w:pPr>
-      <w:r>
-        <w:rPr>
-          <w:i/>
-          <w:color w:val="000000" w:themeColor="text1"/>
-          <w:szCs w:val="28"/>
-        </w:rPr>
-        <w:t xml:space="preserve">Căn cứ </w:t>
-      </w:r>
-      <w:r>
-        <w:rPr>
-          <w:i/>
-          <w:color w:val="000000" w:themeColor="text1"/>
-          <w:szCs w:val="28"/>
-        </w:rPr>
-        <w:t>&lt;tham_quyen_ky&gt;</w:t>
-      </w:r>
-      <w:r>
-        <w:rPr>
-          <w:i/>
-          <w:color w:val="000000" w:themeColor="text1"/>
-          <w:szCs w:val="28"/>
+          <w:iCs/>
+          <w:szCs w:val="28"/>
+          <w:lang w:val="nl-NL"/>
+        </w:rPr>
+      </w:pPr>
+      <w:r>
+        <w:rPr>
+          <w:i/>
+          <w:iCs/>
+          <w:szCs w:val="28"/>
+          <w:lang w:val="nl-NL"/>
+        </w:rPr>
+        <w:t xml:space="preserve">Căn cứ &lt;qd_tkt_cct&gt; của </w:t>
+      </w:r>
+      <w:r>
+        <w:rPr>
+          <w:i/>
+          <w:szCs w:val="28"/>
+          <w:lang w:val="nl-NL"/>
+        </w:rPr>
+        <w:t>Cục trưởng</w:t>
+      </w:r>
+      <w:r>
+        <w:rPr>
+          <w:i/>
+          <w:iCs/>
+          <w:szCs w:val="28"/>
+          <w:lang w:val="nl-NL"/>
         </w:rPr>
         <w:t xml:space="preserve"> </w:t>
       </w:r>
       <w:r>
         <w:rPr>
-          <w:bCs/>
-          <w:i/>
-        </w:rPr>
-        <w:t>của Thuế tỉnh Quảng Trị về việc phân công lĩnh vực phụ trách và ủy quyền ký văn bản của các đồng chí Lãnh đạo Thuế tỉnh</w:t>
-      </w:r>
-      <w:r>
-        <w:rPr>
-          <w:i/>
-          <w:color w:val="000000" w:themeColor="text1"/>
-          <w:szCs w:val="28"/>
-        </w:rPr>
-        <w:t>;</w:t>
+          <w:i/>
+          <w:iCs/>
+          <w:szCs w:val="28"/>
+          <w:lang w:val="nl-NL"/>
+        </w:rPr>
+        <w:t xml:space="preserve"> </w:t>
+      </w:r>
+      <w:r>
+        <w:rPr>
+          <w:i/>
+          <w:iCs/>
+          <w:szCs w:val="28"/>
+          <w:lang w:val="nl-NL"/>
+        </w:rPr>
+        <w:t>Cục Thuế về việc phê duyệt kế hoạch kiểm tra thuế tại trụ sở người nộp thuế năm &lt;nam_kh_tkt&gt; đối với các Chi cục Thuế khu vực và Chi cục Thuế doanh nghiệp lớn;</w:t>
       </w:r>
     </w:p>
     <w:p>
@@ -878,7 +1012,22 @@
           <w:color w:val="000000" w:themeColor="text1"/>
           <w:szCs w:val="28"/>
         </w:rPr>
-        <w:t>Căn cứ Quyết định số 193/QĐ-QTR ngày 29/07/2025 của Thuế tỉnh Quảng Trị về việc ủy quyền ký văn bản của các đồng chí Phó Trưởng Thuế tỉnh;</w:t>
+        <w:t xml:space="preserve">Căn cứ &lt;tham_quyen_ky&gt; </w:t>
+      </w:r>
+      <w:r>
+        <w:rPr>
+          <w:bCs/>
+          <w:i/>
+        </w:rPr>
+        <w:t>của Thuế tỉnh Quảng Trị về việc phân công lĩnh vực phụ trách và ủy quyền ký văn bản của các đồng chí Lãnh đạo Thuế tỉnh</w:t>
+      </w:r>
+      <w:r>
+        <w:rPr>
+          <w:i/>
+          <w:color w:val="000000" w:themeColor="text1"/>
+          <w:szCs w:val="28"/>
+        </w:rPr>
+        <w:t>;</w:t>
       </w:r>
     </w:p>
     <w:p>
@@ -2578,7 +2727,8 @@
         <w:rPr>
           <w:b/>
           <w:iCs/>
-          <w:szCs w:val="28"/>
+          <w:sz w:val="26"/>
+          <w:szCs w:val="26"/>
           <w:lang w:val="nl-NL"/>
         </w:rPr>
         <w:t>&lt;hinh_thuc_ky&gt;</w:t>
@@ -2653,7 +2803,8 @@
       <w:r>
         <w:rPr>
           <w:b/>
-          <w:szCs w:val="28"/>
+          <w:sz w:val="26"/>
+          <w:szCs w:val="26"/>
           <w:lang w:val="nl-NL"/>
         </w:rPr>
         <w:t>&lt;LD_CUC&gt;</w:t>
@@ -2744,21 +2895,30 @@
           <w:sz w:val="22"/>
           <w:lang w:val="nl-NL"/>
         </w:rPr>
-        <w:t>VT,  KT</w:t>
-      </w:r>
-      <w:r>
-        <w:rPr>
+        <w:t xml:space="preserve">VT,  </w:t>
+      </w:r>
+      <w:r>
+        <w:rPr>
+          <w:bCs/>
+          <w:iCs/>
           <w:sz w:val="22"/>
-          <w:lang w:val="nl-NL"/>
-        </w:rPr>
-        <w:t>2</w:t>
-      </w:r>
-      <w:r>
-        <w:rPr>
+        </w:rPr>
+        <w:t>KTr2</w:t>
+      </w:r>
+      <w:r>
+        <w:rPr>
+          <w:bCs/>
+          <w:iCs/>
           <w:sz w:val="22"/>
-          <w:lang w:val="nl-NL"/>
-        </w:rPr>
-        <w:t xml:space="preserve"> (04</w:t>
+        </w:rPr>
+        <w:t xml:space="preserve"> </w:t>
+      </w:r>
+      <w:r>
+        <w:rPr>
+          <w:sz w:val="22"/>
+          <w:lang w:val="nl-NL"/>
+        </w:rPr>
+        <w:t>(04</w:t>
       </w:r>
       <w:r>
         <w:rPr>
@@ -3499,6 +3659,7 @@
   <w:style w:type="character" w:default="1" w:styleId="DefaultParagraphFont">
     <w:name w:val="Default Paragraph Font"/>
     <w:uiPriority w:val="1"/>
+    <w:semiHidden/>
     <w:unhideWhenUsed/>
   </w:style>
   <w:style w:type="table" w:default="1" w:styleId="TableNormal">
@@ -3675,6 +3836,47 @@
       <w:rFonts w:ascii="Tahoma" w:hAnsi="Tahoma" w:cs="Tahoma"/>
       <w:sz w:val="16"/>
       <w:szCs w:val="16"/>
+    </w:rPr>
+  </w:style>
+  <w:style w:type="paragraph" w:customStyle="1" w:styleId="BodyTextIndentTimesNewRoman">
+    <w:name w:val="Body Text Indent + Times New Roman"/>
+    <w:aliases w:val="14 pt,Blue,First line:  0,79 cm,Line s"/>
+    <w:basedOn w:val="BodyTextIndent"/>
+    <w:rsid w:val="00210597"/>
+    <w:pPr>
+      <w:spacing w:after="0" w:line="312" w:lineRule="auto"/>
+      <w:ind w:left="0" w:firstLine="448"/>
+      <w:jc w:val="both"/>
+    </w:pPr>
+    <w:rPr>
+      <w:rFonts w:eastAsia="Times New Roman"/>
+      <w:color w:val="0000FF"/>
+      <w:szCs w:val="28"/>
+    </w:rPr>
+  </w:style>
+  <w:style w:type="paragraph" w:styleId="BodyTextIndent">
+    <w:name w:val="Body Text Indent"/>
+    <w:basedOn w:val="Normal"/>
+    <w:link w:val="BodyTextIndentChar"/>
+    <w:uiPriority w:val="99"/>
+    <w:semiHidden/>
+    <w:unhideWhenUsed/>
+    <w:rsid w:val="00210597"/>
+    <w:pPr>
+      <w:spacing w:after="120"/>
+      <w:ind w:left="283"/>
+    </w:pPr>
+  </w:style>
+  <w:style w:type="character" w:customStyle="1" w:styleId="BodyTextIndentChar">
+    <w:name w:val="Body Text Indent Char"/>
+    <w:basedOn w:val="DefaultParagraphFont"/>
+    <w:link w:val="BodyTextIndent"/>
+    <w:uiPriority w:val="99"/>
+    <w:semiHidden/>
+    <w:rsid w:val="00210597"/>
+    <w:rPr>
+      <w:sz w:val="28"/>
+      <w:szCs w:val="22"/>
     </w:rPr>
   </w:style>
 </w:styles>

--- a/static/media/3.qd_ktra_hoan_gtgt.docx
+++ b/static/media/3.qd_ktra_hoan_gtgt.docx
@@ -769,7 +769,25 @@
           <w:szCs w:val="28"/>
           <w:lang w:val="nl-NL"/>
         </w:rPr>
-        <w:t>Căn cứ các Luật thuế, phí, lệ phí và các văn bản hướng dẫn thi hành;</w:t>
+        <w:t xml:space="preserve">Căn cứ các Luật </w:t>
+      </w:r>
+      <w:r>
+        <w:rPr>
+          <w:i/>
+          <w:color w:val="000000" w:themeColor="text1"/>
+          <w:szCs w:val="28"/>
+          <w:lang w:val="nl-NL"/>
+        </w:rPr>
+        <w:t>T</w:t>
+      </w:r>
+      <w:r>
+        <w:rPr>
+          <w:i/>
+          <w:color w:val="000000" w:themeColor="text1"/>
+          <w:szCs w:val="28"/>
+          <w:lang w:val="nl-NL"/>
+        </w:rPr>
+        <w:t>huế, phí, lệ phí và các văn bản hướng dẫn thi hành;</w:t>
       </w:r>
     </w:p>
     <w:p>
@@ -1019,7 +1037,21 @@
           <w:bCs/>
           <w:i/>
         </w:rPr>
-        <w:t>của Thuế tỉnh Quảng Trị về việc phân công lĩnh vực phụ trách và ủy quyền ký văn bản của các đồng chí Lãnh đạo Thuế tỉnh</w:t>
+        <w:t xml:space="preserve">của </w:t>
+      </w:r>
+      <w:r>
+        <w:rPr>
+          <w:bCs/>
+          <w:i/>
+        </w:rPr>
+        <w:t xml:space="preserve">Trưởng </w:t>
+      </w:r>
+      <w:r>
+        <w:rPr>
+          <w:bCs/>
+          <w:i/>
+        </w:rPr>
+        <w:t>Thuế tỉnh Quảng Trị về việc phân công lĩnh vực phụ trách và ủy quyền ký văn bản của các đồng chí Lãnh đạo Thuế tỉnh</w:t>
       </w:r>
       <w:r>
         <w:rPr>

--- a/static/media/3.qd_ktra_hoan_gtgt.docx
+++ b/static/media/3.qd_ktra_hoan_gtgt.docx
@@ -1010,7 +1010,34 @@
           <w:szCs w:val="28"/>
           <w:lang w:val="nl-NL"/>
         </w:rPr>
-        <w:t>Cục Thuế về việc phê duyệt kế hoạch kiểm tra thuế tại trụ sở người nộp thuế năm &lt;nam_kh_tkt&gt; đối với các Chi cục Thuế khu vực và Chi cục Thuế doanh nghiệp lớn;</w:t>
+        <w:t xml:space="preserve">Cục Thuế về việc phê duyệt kế hoạch kiểm tra thuế tại trụ sở người nộp thuế năm </w:t>
+      </w:r>
+      <w:r>
+        <w:rPr>
+          <w:i/>
+          <w:iCs/>
+          <w:szCs w:val="28"/>
+          <w:lang w:val="nl-NL"/>
+        </w:rPr>
+        <w:t>&lt;nam_kh_tkt&gt;</w:t>
+      </w:r>
+      <w:r>
+        <w:rPr>
+          <w:i/>
+          <w:iCs/>
+          <w:szCs w:val="28"/>
+          <w:lang w:val="nl-NL"/>
+        </w:rPr>
+        <w:t xml:space="preserve"> </w:t>
+      </w:r>
+      <w:r>
+        <w:rPr>
+          <w:i/>
+          <w:iCs/>
+          <w:szCs w:val="28"/>
+          <w:lang w:val="nl-NL"/>
+        </w:rPr>
+        <w:t>đối với các Chi cục Thuế khu vực và Chi cục Thuế doanh nghiệp lớn;</w:t>
       </w:r>
     </w:p>
     <w:p>
@@ -3691,7 +3718,6 @@
   <w:style w:type="character" w:default="1" w:styleId="DefaultParagraphFont">
     <w:name w:val="Default Paragraph Font"/>
     <w:uiPriority w:val="1"/>
-    <w:semiHidden/>
     <w:unhideWhenUsed/>
   </w:style>
   <w:style w:type="table" w:default="1" w:styleId="TableNormal">

--- a/static/media/3.qd_ktra_hoan_gtgt.docx
+++ b/static/media/3.qd_ktra_hoan_gtgt.docx
@@ -5,7 +5,7 @@
     <w:p>
       <w:pPr>
         <w:tabs>
-          <w:tab w:val="center" w:pos="1701"/>
+          <w:tab w:val="center" w:pos="1418"/>
           <w:tab w:val="center" w:pos="6804"/>
         </w:tabs>
         <w:spacing w:after="0" w:line="240" w:lineRule="auto"/>
@@ -65,7 +65,7 @@
     <w:p>
       <w:pPr>
         <w:tabs>
-          <w:tab w:val="center" w:pos="1701"/>
+          <w:tab w:val="center" w:pos="1418"/>
           <w:tab w:val="center" w:pos="6804"/>
         </w:tabs>
         <w:spacing w:after="0" w:line="240" w:lineRule="auto"/>
@@ -78,74 +78,19 @@
       </w:pPr>
       <w:r>
         <w:rPr>
-          <w:b/>
-          <w:lang w:val="nl-NL"/>
-        </w:rPr>
-        <w:tab/>
-      </w:r>
-      <w:r>
-        <w:rPr>
-          <w:b/>
-          <w:sz w:val="26"/>
-          <w:szCs w:val="26"/>
-          <w:lang w:val="nl-NL"/>
-        </w:rPr>
-        <w:t xml:space="preserve">THUẾ </w:t>
-      </w:r>
-      <w:r>
-        <w:rPr>
-          <w:b/>
-          <w:sz w:val="26"/>
-          <w:szCs w:val="26"/>
-          <w:lang w:val="nl-NL"/>
-        </w:rPr>
-        <w:t>TỈNH QUẢNG TRỊ</w:t>
-      </w:r>
-      <w:r>
-        <w:rPr>
-          <w:b/>
-          <w:lang w:val="nl-NL"/>
-        </w:rPr>
-        <w:tab/>
-      </w:r>
-      <w:r>
-        <w:rPr>
-          <w:b/>
-          <w:szCs w:val="28"/>
-          <w:lang w:val="nl-NL"/>
-        </w:rPr>
-        <w:t>Độc lập - Tự do - Hạnh phúc</w:t>
-      </w:r>
-    </w:p>
-    <w:p>
-      <w:pPr>
-        <w:tabs>
-          <w:tab w:val="center" w:pos="1800"/>
-          <w:tab w:val="center" w:pos="7020"/>
-        </w:tabs>
-        <w:spacing w:after="0" w:line="240" w:lineRule="auto"/>
-        <w:jc w:val="both"/>
-        <w:rPr>
-          <w:b/>
-          <w:sz w:val="12"/>
-          <w:lang w:val="nl-NL"/>
-        </w:rPr>
-      </w:pPr>
-      <w:r>
-        <w:rPr>
           <w:noProof/>
           <w:sz w:val="12"/>
         </w:rPr>
         <mc:AlternateContent>
           <mc:Choice Requires="wps">
             <w:drawing>
-              <wp:anchor distT="0" distB="0" distL="114300" distR="114300" simplePos="0" relativeHeight="251660800" behindDoc="0" locked="0" layoutInCell="1" allowOverlap="1" wp14:anchorId="73AD264F" wp14:editId="0443FECC">
+              <wp:anchor distT="0" distB="0" distL="114300" distR="114300" simplePos="0" relativeHeight="251660800" behindDoc="0" locked="0" layoutInCell="1" allowOverlap="1" wp14:anchorId="73AD264F" wp14:editId="299EDB6A">
                 <wp:simplePos x="0" y="0"/>
                 <wp:positionH relativeFrom="column">
-                  <wp:posOffset>693420</wp:posOffset>
+                  <wp:posOffset>455295</wp:posOffset>
                 </wp:positionH>
                 <wp:positionV relativeFrom="paragraph">
-                  <wp:posOffset>20320</wp:posOffset>
+                  <wp:posOffset>205740</wp:posOffset>
                 </wp:positionV>
                 <wp:extent cx="800100" cy="0"/>
                 <wp:effectExtent l="0" t="0" r="0" b="0"/>
@@ -200,11 +145,66 @@
           </mc:Choice>
           <mc:Fallback>
             <w:pict>
-              <v:line w14:anchorId="75D0492A" id="Line 12" o:spid="_x0000_s1026" style="position:absolute;z-index:251660800;visibility:visible;mso-wrap-style:square;mso-width-percent:0;mso-height-percent:0;mso-wrap-distance-left:9pt;mso-wrap-distance-top:0;mso-wrap-distance-right:9pt;mso-wrap-distance-bottom:0;mso-position-horizontal:absolute;mso-position-horizontal-relative:text;mso-position-vertical:absolute;mso-position-vertical-relative:text;mso-width-percent:0;mso-height-percent:0;mso-width-relative:page;mso-height-relative:page" from="54.6pt,1.6pt" to="117.6pt,1.6pt" o:gfxdata="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"/>
+              <v:line w14:anchorId="1EB08F14" id="Line 12" o:spid="_x0000_s1026" style="position:absolute;z-index:251660800;visibility:visible;mso-wrap-style:square;mso-width-percent:0;mso-height-percent:0;mso-wrap-distance-left:9pt;mso-wrap-distance-top:0;mso-wrap-distance-right:9pt;mso-wrap-distance-bottom:0;mso-position-horizontal:absolute;mso-position-horizontal-relative:text;mso-position-vertical:absolute;mso-position-vertical-relative:text;mso-width-percent:0;mso-height-percent:0;mso-width-relative:page;mso-height-relative:page" from="35.85pt,16.2pt" to="98.85pt,16.2pt" o:gfxdata="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"/>
             </w:pict>
           </mc:Fallback>
         </mc:AlternateContent>
       </w:r>
+      <w:r>
+        <w:rPr>
+          <w:b/>
+          <w:lang w:val="nl-NL"/>
+        </w:rPr>
+        <w:tab/>
+      </w:r>
+      <w:r>
+        <w:rPr>
+          <w:b/>
+          <w:sz w:val="26"/>
+          <w:szCs w:val="26"/>
+          <w:lang w:val="nl-NL"/>
+        </w:rPr>
+        <w:t xml:space="preserve">THUẾ </w:t>
+      </w:r>
+      <w:r>
+        <w:rPr>
+          <w:b/>
+          <w:sz w:val="26"/>
+          <w:szCs w:val="26"/>
+          <w:lang w:val="nl-NL"/>
+        </w:rPr>
+        <w:t>TỈNH QUẢNG TRỊ</w:t>
+      </w:r>
+      <w:r>
+        <w:rPr>
+          <w:b/>
+          <w:lang w:val="nl-NL"/>
+        </w:rPr>
+        <w:tab/>
+      </w:r>
+      <w:r>
+        <w:rPr>
+          <w:b/>
+          <w:szCs w:val="28"/>
+          <w:lang w:val="nl-NL"/>
+        </w:rPr>
+        <w:t>Độc lập - Tự do - Hạnh phúc</w:t>
+      </w:r>
+    </w:p>
+    <w:p>
+      <w:pPr>
+        <w:tabs>
+          <w:tab w:val="center" w:pos="1800"/>
+          <w:tab w:val="center" w:pos="7020"/>
+        </w:tabs>
+        <w:spacing w:after="0" w:line="240" w:lineRule="auto"/>
+        <w:jc w:val="both"/>
+        <w:rPr>
+          <w:b/>
+          <w:sz w:val="12"/>
+          <w:lang w:val="nl-NL"/>
+        </w:rPr>
+      </w:pPr>
       <w:r>
         <w:rPr>
           <w:noProof/>
@@ -372,7 +372,7 @@
     <w:p>
       <w:pPr>
         <w:tabs>
-          <w:tab w:val="center" w:pos="1701"/>
+          <w:tab w:val="center" w:pos="1418"/>
           <w:tab w:val="right" w:pos="9498"/>
         </w:tabs>
         <w:jc w:val="both"/>
@@ -2604,6 +2604,7 @@
         <w:rPr>
           <w:lang w:val="nl-NL"/>
         </w:rPr>
+        <w:lastRenderedPageBreak/>
         <w:t xml:space="preserve">Thời </w:t>
       </w:r>
       <w:r>
@@ -2731,7 +2732,6 @@
           <w:szCs w:val="24"/>
           <w:lang w:val="nl-NL"/>
         </w:rPr>
-        <w:lastRenderedPageBreak/>
         <w:t>Nơi</w:t>
       </w:r>
       <w:r>
@@ -3072,7 +3072,7 @@
     </w:p>
     <w:sectPr>
       <w:pgSz w:w="11907" w:h="16840" w:code="9"/>
-      <w:pgMar w:top="851" w:right="964" w:bottom="709" w:left="1418" w:header="720" w:footer="720" w:gutter="0"/>
+      <w:pgMar w:top="1134" w:right="1134" w:bottom="1134" w:left="1701" w:header="720" w:footer="720" w:gutter="0"/>
       <w:cols w:space="720"/>
       <w:docGrid w:linePitch="381"/>
     </w:sectPr>
@@ -3718,6 +3718,7 @@
   <w:style w:type="character" w:default="1" w:styleId="DefaultParagraphFont">
     <w:name w:val="Default Paragraph Font"/>
     <w:uiPriority w:val="1"/>
+    <w:semiHidden/>
     <w:unhideWhenUsed/>
   </w:style>
   <w:style w:type="table" w:default="1" w:styleId="TableNormal">

--- a/static/media/3.qd_ktra_hoan_gtgt.docx
+++ b/static/media/3.qd_ktra_hoan_gtgt.docx
@@ -673,7 +673,7 @@
     </w:p>
     <w:p>
       <w:pPr>
-        <w:spacing w:before="240" w:after="0" w:line="240" w:lineRule="auto"/>
+        <w:spacing w:before="240" w:after="240" w:line="240" w:lineRule="auto"/>
         <w:jc w:val="center"/>
         <w:rPr>
           <w:b/>
@@ -700,7 +700,7 @@
     </w:p>
     <w:p>
       <w:pPr>
-        <w:spacing w:after="0" w:line="240" w:lineRule="auto"/>
+        <w:spacing w:before="60" w:after="0" w:line="240" w:lineRule="auto"/>
         <w:ind w:firstLine="567"/>
         <w:jc w:val="both"/>
         <w:rPr>
@@ -752,7 +752,7 @@
     </w:p>
     <w:p>
       <w:pPr>
-        <w:spacing w:after="0" w:line="240" w:lineRule="auto"/>
+        <w:spacing w:before="60" w:after="0" w:line="240" w:lineRule="auto"/>
         <w:ind w:firstLine="567"/>
         <w:jc w:val="both"/>
         <w:rPr>
@@ -792,7 +792,7 @@
     </w:p>
     <w:p>
       <w:pPr>
-        <w:spacing w:after="0" w:line="240" w:lineRule="auto"/>
+        <w:spacing w:before="60" w:after="0" w:line="240" w:lineRule="auto"/>
         <w:ind w:firstLine="567"/>
         <w:jc w:val="both"/>
         <w:rPr>
@@ -829,7 +829,7 @@
     <w:p>
       <w:pPr>
         <w:pStyle w:val="BodyTextIndentTimesNewRoman"/>
-        <w:spacing w:line="240" w:lineRule="auto"/>
+        <w:spacing w:before="60" w:line="240" w:lineRule="auto"/>
         <w:ind w:firstLine="567"/>
         <w:rPr>
           <w:i/>
@@ -958,7 +958,7 @@
     </w:p>
     <w:p>
       <w:pPr>
-        <w:spacing w:after="0" w:line="240" w:lineRule="auto"/>
+        <w:spacing w:before="60" w:after="0" w:line="240" w:lineRule="auto"/>
         <w:ind w:firstLine="567"/>
         <w:jc w:val="both"/>
         <w:rPr>
@@ -1042,7 +1042,7 @@
     </w:p>
     <w:p>
       <w:pPr>
-        <w:spacing w:after="0" w:line="240" w:lineRule="auto"/>
+        <w:spacing w:before="60" w:after="0" w:line="240" w:lineRule="auto"/>
         <w:ind w:firstLine="567"/>
         <w:jc w:val="both"/>
         <w:rPr>
@@ -1091,7 +1091,7 @@
     </w:p>
     <w:p>
       <w:pPr>
-        <w:spacing w:after="0" w:line="240" w:lineRule="auto"/>
+        <w:spacing w:before="60" w:after="0" w:line="240" w:lineRule="auto"/>
         <w:ind w:firstLine="567"/>
         <w:jc w:val="both"/>
         <w:rPr>
@@ -1199,7 +1199,7 @@
     </w:p>
     <w:p>
       <w:pPr>
-        <w:spacing w:after="0" w:line="240" w:lineRule="auto"/>
+        <w:spacing w:before="60" w:after="0" w:line="240" w:lineRule="auto"/>
         <w:ind w:firstLine="567"/>
         <w:jc w:val="both"/>
         <w:rPr>
@@ -1314,7 +1314,7 @@
     </w:p>
     <w:p>
       <w:pPr>
-        <w:spacing w:after="0" w:line="240" w:lineRule="auto"/>
+        <w:spacing w:before="60" w:after="0" w:line="240" w:lineRule="auto"/>
         <w:ind w:firstLine="567"/>
         <w:jc w:val="both"/>
         <w:rPr>
@@ -1345,7 +1345,7 @@
     </w:p>
     <w:p>
       <w:pPr>
-        <w:spacing w:after="0" w:line="240" w:lineRule="auto"/>
+        <w:spacing w:before="60" w:after="0" w:line="240" w:lineRule="auto"/>
         <w:ind w:firstLine="567"/>
         <w:jc w:val="both"/>
         <w:rPr>
@@ -1363,7 +1363,7 @@
     </w:p>
     <w:p>
       <w:pPr>
-        <w:spacing w:after="0" w:line="240" w:lineRule="auto"/>
+        <w:spacing w:before="60" w:after="0" w:line="240" w:lineRule="auto"/>
         <w:ind w:firstLine="567"/>
         <w:jc w:val="both"/>
         <w:rPr>
@@ -1386,7 +1386,7 @@
     </w:p>
     <w:p>
       <w:pPr>
-        <w:spacing w:after="0" w:line="240" w:lineRule="auto"/>
+        <w:spacing w:before="60" w:after="0" w:line="240" w:lineRule="auto"/>
         <w:ind w:firstLine="567"/>
         <w:jc w:val="both"/>
         <w:rPr>
@@ -1414,7 +1414,7 @@
     </w:p>
     <w:p>
       <w:pPr>
-        <w:spacing w:after="0" w:line="240" w:lineRule="auto"/>
+        <w:spacing w:before="60" w:after="0" w:line="240" w:lineRule="auto"/>
         <w:ind w:firstLine="567"/>
         <w:jc w:val="both"/>
         <w:rPr>
@@ -1443,7 +1443,7 @@
     </w:p>
     <w:p>
       <w:pPr>
-        <w:spacing w:after="0" w:line="360" w:lineRule="auto"/>
+        <w:spacing w:before="60" w:after="0" w:line="360" w:lineRule="auto"/>
         <w:ind w:firstLine="567"/>
         <w:jc w:val="both"/>
         <w:rPr>
@@ -2492,6 +2492,7 @@
                 <w:color w:val="000000" w:themeColor="text1"/>
                 <w:szCs w:val="28"/>
               </w:rPr>
+              <w:lastRenderedPageBreak/>
               <w:t>9.</w:t>
             </w:r>
           </w:p>
@@ -2593,7 +2594,7 @@
     </w:tbl>
     <w:p>
       <w:pPr>
-        <w:spacing w:before="120" w:after="0" w:line="240" w:lineRule="auto"/>
+        <w:spacing w:beforeLines="60" w:before="144" w:after="0" w:line="240" w:lineRule="auto"/>
         <w:ind w:firstLine="567"/>
         <w:jc w:val="both"/>
         <w:rPr>
@@ -2604,7 +2605,6 @@
         <w:rPr>
           <w:lang w:val="nl-NL"/>
         </w:rPr>
-        <w:lastRenderedPageBreak/>
         <w:t xml:space="preserve">Thời </w:t>
       </w:r>
       <w:r>
@@ -2676,7 +2676,7 @@
     </w:p>
     <w:p>
       <w:pPr>
-        <w:spacing w:after="0" w:line="240" w:lineRule="auto"/>
+        <w:spacing w:beforeLines="60" w:before="144" w:after="0" w:line="240" w:lineRule="auto"/>
         <w:ind w:firstLine="567"/>
         <w:jc w:val="both"/>
         <w:rPr>

--- a/static/media/3.qd_ktra_hoan_gtgt.docx
+++ b/static/media/3.qd_ktra_hoan_gtgt.docx
@@ -2716,7 +2716,6 @@
           <w:tab w:val="center" w:pos="6804"/>
         </w:tabs>
         <w:spacing w:before="240" w:after="0" w:line="240" w:lineRule="auto"/>
-        <w:ind w:right="119"/>
         <w:jc w:val="both"/>
         <w:rPr>
           <w:szCs w:val="28"/>

--- a/static/media/3.qd_ktra_hoan_gtgt.docx
+++ b/static/media/3.qd_ktra_hoan_gtgt.docx
@@ -764,30 +764,23 @@
       </w:pPr>
       <w:r>
         <w:rPr>
+          <w:rFonts w:ascii="Times New Roman Italic" w:hAnsi="Times New Roman Italic"/>
+          <w:i/>
+          <w:iCs/>
+          <w:color w:val="000000"/>
+          <w:spacing w:val="-6"/>
+          <w:lang w:val="nl-NL"/>
+        </w:rPr>
+        <w:t>Căn cứ các Luật Thuế, Luật Phí và lệ phí và các văn bản hướng dẫn thi hành</w:t>
+      </w:r>
+      <w:r>
+        <w:rPr>
           <w:i/>
           <w:color w:val="000000" w:themeColor="text1"/>
           <w:szCs w:val="28"/>
           <w:lang w:val="nl-NL"/>
         </w:rPr>
-        <w:t xml:space="preserve">Căn cứ các Luật </w:t>
-      </w:r>
-      <w:r>
-        <w:rPr>
-          <w:i/>
-          <w:color w:val="000000" w:themeColor="text1"/>
-          <w:szCs w:val="28"/>
-          <w:lang w:val="nl-NL"/>
-        </w:rPr>
-        <w:t>T</w:t>
-      </w:r>
-      <w:r>
-        <w:rPr>
-          <w:i/>
-          <w:color w:val="000000" w:themeColor="text1"/>
-          <w:szCs w:val="28"/>
-          <w:lang w:val="nl-NL"/>
-        </w:rPr>
-        <w:t>huế, phí, lệ phí và các văn bản hướng dẫn thi hành;</w:t>
+        <w:t>;</w:t>
       </w:r>
     </w:p>
     <w:p>
@@ -1340,36 +1333,29 @@
           <w:color w:val="000000" w:themeColor="text1"/>
           <w:szCs w:val="28"/>
         </w:rPr>
-        <w:t xml:space="preserve">&lt;ten_dv&gt;; </w:t>
-      </w:r>
-    </w:p>
-    <w:p>
-      <w:pPr>
-        <w:spacing w:before="60" w:after="0" w:line="240" w:lineRule="auto"/>
-        <w:ind w:firstLine="567"/>
-        <w:jc w:val="both"/>
+        <w:t>&lt;ten_dv&gt;</w:t>
+      </w:r>
+      <w:r>
         <w:rPr>
           <w:color w:val="000000" w:themeColor="text1"/>
           <w:szCs w:val="28"/>
         </w:rPr>
-      </w:pPr>
+        <w:t xml:space="preserve">. </w:t>
+      </w:r>
       <w:r>
         <w:rPr>
           <w:color w:val="000000" w:themeColor="text1"/>
           <w:szCs w:val="28"/>
         </w:rPr>
-        <w:t xml:space="preserve">Mã số thuế: &lt;mst&gt;; </w:t>
-      </w:r>
-    </w:p>
-    <w:p>
-      <w:pPr>
-        <w:spacing w:before="60" w:after="0" w:line="240" w:lineRule="auto"/>
-        <w:ind w:firstLine="567"/>
-        <w:jc w:val="both"/>
-        <w:rPr>
-          <w:lang w:val="nl-NL"/>
-        </w:rPr>
-      </w:pPr>
+        <w:t>Mã số thuế: &lt;mst&gt;</w:t>
+      </w:r>
+      <w:r>
+        <w:rPr>
+          <w:color w:val="000000" w:themeColor="text1"/>
+          <w:szCs w:val="28"/>
+        </w:rPr>
+        <w:t xml:space="preserve">. </w:t>
+      </w:r>
       <w:r>
         <w:rPr>
           <w:color w:val="000000" w:themeColor="text1"/>
@@ -2492,7 +2478,6 @@
                 <w:color w:val="000000" w:themeColor="text1"/>
                 <w:szCs w:val="28"/>
               </w:rPr>
-              <w:lastRenderedPageBreak/>
               <w:t>9.</w:t>
             </w:r>
           </w:p>
@@ -2605,6 +2590,7 @@
         <w:rPr>
           <w:lang w:val="nl-NL"/>
         </w:rPr>
+        <w:lastRenderedPageBreak/>
         <w:t xml:space="preserve">Thời </w:t>
       </w:r>
       <w:r>
@@ -2965,25 +2951,10 @@
       </w:r>
       <w:r>
         <w:rPr>
-          <w:bCs/>
-          <w:iCs/>
           <w:sz w:val="22"/>
-        </w:rPr>
-        <w:t xml:space="preserve"> </w:t>
-      </w:r>
-      <w:r>
-        <w:rPr>
-          <w:sz w:val="22"/>
-          <w:lang w:val="nl-NL"/>
-        </w:rPr>
-        <w:t>(04</w:t>
-      </w:r>
-      <w:r>
-        <w:rPr>
-          <w:sz w:val="22"/>
-          <w:lang w:val="nl-NL"/>
-        </w:rPr>
-        <w:t>b).</w:t>
+          <w:lang w:val="nl-NL"/>
+        </w:rPr>
+        <w:t>.</w:t>
       </w:r>
     </w:p>
     <w:p>

--- a/static/media/3.qd_ktra_hoan_gtgt.docx
+++ b/static/media/3.qd_ktra_hoan_gtgt.docx
@@ -2812,22 +2812,14 @@
           <w:sz w:val="22"/>
           <w:lang w:val="nl-NL"/>
         </w:rPr>
-        <w:t>đ</w:t>
-      </w:r>
-      <w:r>
-        <w:rPr>
-          <w:rFonts w:eastAsia="Times New Roman"/>
+        <w:t xml:space="preserve">Điều </w:t>
+      </w:r>
+      <w:r>
+        <w:rPr>
           <w:sz w:val="22"/>
           <w:lang w:val="nl-NL"/>
         </w:rPr>
-        <w:t>iều</w:t>
-      </w:r>
-      <w:r>
-        <w:rPr>
-          <w:sz w:val="22"/>
-          <w:lang w:val="nl-NL"/>
-        </w:rPr>
-        <w:t xml:space="preserve"> 3</w:t>
+        <w:t>3</w:t>
       </w:r>
       <w:r>
         <w:rPr>
@@ -3688,7 +3680,6 @@
   <w:style w:type="character" w:default="1" w:styleId="DefaultParagraphFont">
     <w:name w:val="Default Paragraph Font"/>
     <w:uiPriority w:val="1"/>
-    <w:semiHidden/>
     <w:unhideWhenUsed/>
   </w:style>
   <w:style w:type="table" w:default="1" w:styleId="TableNormal">

--- a/static/media/3.qd_ktra_hoan_gtgt.docx
+++ b/static/media/3.qd_ktra_hoan_gtgt.docx
@@ -373,7 +373,7 @@
       <w:pPr>
         <w:tabs>
           <w:tab w:val="center" w:pos="1418"/>
-          <w:tab w:val="right" w:pos="9498"/>
+          <w:tab w:val="right" w:pos="8505"/>
         </w:tabs>
         <w:jc w:val="both"/>
         <w:rPr>
@@ -894,7 +894,7 @@
           <w:i/>
           <w:color w:val="auto"/>
         </w:rPr>
-        <w:t xml:space="preserve">ởng Cục Thuế về việc ban hành quy </w:t>
+        <w:t xml:space="preserve">ởng Cục Thuế ban hành quy </w:t>
       </w:r>
       <w:r>
         <w:rPr>
@@ -3680,6 +3680,7 @@
   <w:style w:type="character" w:default="1" w:styleId="DefaultParagraphFont">
     <w:name w:val="Default Paragraph Font"/>
     <w:uiPriority w:val="1"/>
+    <w:semiHidden/>
     <w:unhideWhenUsed/>
   </w:style>
   <w:style w:type="table" w:default="1" w:styleId="TableNormal">
